--- a/memoria_p1.docx
+++ b/memoria_p1.docx
@@ -110,17 +110,7 @@
           <w:sz w:val="28"/>
           <w:szCs w:val="28"/>
         </w:rPr>
-        <w:t xml:space="preserve">Autor: </w:t>
-      </w:r>
-      <w:r>
-        <w:rPr>
-          <w:i/>
-          <w:iCs/>
-          <w:color w:val="808080"/>
-          <w:sz w:val="28"/>
-          <w:szCs w:val="28"/>
-        </w:rPr>
-        <w:t>[Nombre del compañero/a]</w:t>
+        <w:t>Autor: Sonia López Alegre</w:t>
       </w:r>
     </w:p>
     <w:p>
@@ -144,17 +134,7 @@
           <w:sz w:val="28"/>
           <w:szCs w:val="28"/>
         </w:rPr>
-        <w:t xml:space="preserve">NIP: </w:t>
-      </w:r>
-      <w:r>
-        <w:rPr>
-          <w:i/>
-          <w:iCs/>
-          <w:color w:val="808080"/>
-          <w:sz w:val="28"/>
-          <w:szCs w:val="28"/>
-        </w:rPr>
-        <w:t>[NIP]</w:t>
+        <w:t>NIP: 952698</w:t>
       </w:r>
     </w:p>
     <w:p>
@@ -706,20 +686,6 @@
       <w:r>
         <w:rPr/>
         <w:t>Bibliografía</w:t>
-      </w:r>
-    </w:p>
-    <w:p>
-      <w:pPr>
-        <w:pStyle w:val="ListParagraph"/>
-        <w:numPr>
-          <w:ilvl w:val="0"/>
-          <w:numId w:val="1"/>
-        </w:numPr>
-        <w:rPr/>
-      </w:pPr>
-      <w:r>
-        <w:rPr/>
-        <w:t>flex &amp; bison, John Levine, Ed. O’Reilly.</w:t>
       </w:r>
     </w:p>
     <w:p>
